--- a/Chemistry/Units/03-Chemical Bonding and Molecular Structure/Unit Plan.docx
+++ b/Chemistry/Units/03-Chemical Bonding and Molecular Structure/Unit Plan.docx
@@ -316,7 +316,7 @@
                 <w:sz w:val="22"/>
                 <w:u w:val="none"/>
               </w:rPr>
-              <w:t>Ionic Bonding: Electron Transfer and Crystal Lattices</w:t>
+              <w:t>Ionic Bonding: Electron Transfer and Crystal Lattices (Day 1 of 3)</w:t>
             </w:r>
           </w:p>
         </w:tc>
@@ -335,7 +335,7 @@
                 <w:sz w:val="22"/>
                 <w:u w:val="none"/>
               </w:rPr>
-              <w:t>3</w:t>
+              <w:t>1</w:t>
             </w:r>
           </w:p>
         </w:tc>
@@ -354,7 +354,7 @@
                 <w:sz w:val="22"/>
                 <w:u w:val="none"/>
               </w:rPr>
-              <w:t>At the end of 42 minutes I can explain how ionic bonds form through electron transfer between metals and nonmetals and d...</w:t>
+              <w:t>At the end of 42 minutes I can define and describe key concepts related to: explain how ionic bonds form through electro...</w:t>
             </w:r>
           </w:p>
         </w:tc>
@@ -396,7 +396,7 @@
                 <w:sz w:val="22"/>
                 <w:u w:val="none"/>
               </w:rPr>
-              <w:t>Covalent Bonding: Electron Sharing and Lewis Structures</w:t>
+              <w:t>Ionic Bonding: Electron Transfer and Crystal Lattices (Day 2 of 3)</w:t>
             </w:r>
           </w:p>
         </w:tc>
@@ -416,7 +416,7 @@
                 <w:sz w:val="22"/>
                 <w:u w:val="none"/>
               </w:rPr>
-              <w:t>3</w:t>
+              <w:t>1</w:t>
             </w:r>
           </w:p>
         </w:tc>
@@ -436,7 +436,7 @@
                 <w:sz w:val="22"/>
                 <w:u w:val="none"/>
               </w:rPr>
-              <w:t>At the end of 42 minutes I can explain how covalent bonds form through electron sharing and draw accurate Lewis structur...</w:t>
+              <w:t>At the end of 42 minutes I can apply and compare concepts and explain how ionic bonds form through electron transfer bet...</w:t>
             </w:r>
           </w:p>
         </w:tc>
@@ -476,7 +476,7 @@
                 <w:sz w:val="22"/>
                 <w:u w:val="none"/>
               </w:rPr>
-              <w:t>Metallic Bonding and Bond Type Comparison</w:t>
+              <w:t>Ionic Bonding: Electron Transfer and Crystal Lattices (Day 3 of 3)</w:t>
             </w:r>
           </w:p>
         </w:tc>
@@ -495,7 +495,7 @@
                 <w:sz w:val="22"/>
                 <w:u w:val="none"/>
               </w:rPr>
-              <w:t>2</w:t>
+              <w:t>1</w:t>
             </w:r>
           </w:p>
         </w:tc>
@@ -514,7 +514,7 @@
                 <w:sz w:val="22"/>
                 <w:u w:val="none"/>
               </w:rPr>
-              <w:t>At the end of 42 minutes I can describe the sea of electrons model of metallic bonding and compare the properties of ion...</w:t>
+              <w:t>At the end of 42 minutes I can evaluate and explain my understanding to explain how ionic bonds form through electron tr...</w:t>
             </w:r>
           </w:p>
         </w:tc>
@@ -556,7 +556,7 @@
                 <w:sz w:val="22"/>
                 <w:u w:val="none"/>
               </w:rPr>
-              <w:t>VSEPR Theory and Molecular Geometry</w:t>
+              <w:t>Covalent Bonding: Electron Sharing and Lewis Structures (Day 1 of 3)</w:t>
             </w:r>
           </w:p>
         </w:tc>
@@ -576,7 +576,7 @@
                 <w:sz w:val="22"/>
                 <w:u w:val="none"/>
               </w:rPr>
-              <w:t>3</w:t>
+              <w:t>1</w:t>
             </w:r>
           </w:p>
         </w:tc>
@@ -596,7 +596,7 @@
                 <w:sz w:val="22"/>
                 <w:u w:val="none"/>
               </w:rPr>
-              <w:t>At the end of 42 minutes I can predict the three-dimensional shape of a molecule using VSEPR theory and the number of bo...</w:t>
+              <w:t>At the end of 42 minutes I can define and describe key concepts related to: explain how covalent bonds form through elec...</w:t>
             </w:r>
           </w:p>
         </w:tc>
@@ -636,7 +636,7 @@
                 <w:sz w:val="22"/>
                 <w:u w:val="none"/>
               </w:rPr>
-              <w:t>Polarity: Bond Polarity and Molecular Polarity</w:t>
+              <w:t>Covalent Bonding: Electron Sharing and Lewis Structures (Day 2 of 3)</w:t>
             </w:r>
           </w:p>
         </w:tc>
@@ -655,7 +655,7 @@
                 <w:sz w:val="22"/>
                 <w:u w:val="none"/>
               </w:rPr>
-              <w:t>2</w:t>
+              <w:t>1</w:t>
             </w:r>
           </w:p>
         </w:tc>
@@ -674,7 +674,7 @@
                 <w:sz w:val="22"/>
                 <w:u w:val="none"/>
               </w:rPr>
-              <w:t>At the end of 42 minutes I can determine whether a bond is polar or nonpolar using electronegativity differences and pre...</w:t>
+              <w:t>At the end of 42 minutes I can apply and compare concepts and explain how covalent bonds form through electron sharing a...</w:t>
             </w:r>
           </w:p>
         </w:tc>
@@ -716,7 +716,7 @@
                 <w:sz w:val="22"/>
                 <w:u w:val="none"/>
               </w:rPr>
-              <w:t>Intermolecular Forces</w:t>
+              <w:t>Covalent Bonding: Electron Sharing and Lewis Structures (Day 3 of 3)</w:t>
             </w:r>
           </w:p>
         </w:tc>
@@ -736,7 +736,7 @@
                 <w:sz w:val="22"/>
                 <w:u w:val="none"/>
               </w:rPr>
-              <w:t>3</w:t>
+              <w:t>1</w:t>
             </w:r>
           </w:p>
         </w:tc>
@@ -756,7 +756,7 @@
                 <w:sz w:val="22"/>
                 <w:u w:val="none"/>
               </w:rPr>
-              <w:t>At the end of 42 minutes I can identify the types of intermolecular forces present in a substance and rank them by stren...</w:t>
+              <w:t>At the end of 42 minutes I can evaluate and explain my understanding to explain how covalent bonds form through electron...</w:t>
             </w:r>
           </w:p>
         </w:tc>
@@ -796,7 +796,7 @@
                 <w:sz w:val="22"/>
                 <w:u w:val="none"/>
               </w:rPr>
-              <w:t>Structure-Property Relationships: Connecting Bonding to Bulk Properties</w:t>
+              <w:t>Metallic Bonding and Bond Type Comparison (Day 1 of 2)</w:t>
             </w:r>
           </w:p>
         </w:tc>
@@ -815,7 +815,7 @@
                 <w:sz w:val="22"/>
                 <w:u w:val="none"/>
               </w:rPr>
-              <w:t>2</w:t>
+              <w:t>1</w:t>
             </w:r>
           </w:p>
         </w:tc>
@@ -834,7 +834,7 @@
                 <w:sz w:val="22"/>
                 <w:u w:val="none"/>
               </w:rPr>
-              <w:t>At the end of 42 minutes I can predict the melting point, solubility, and conductivity of a substance based on its type ...</w:t>
+              <w:t>At the end of 42 minutes I can define and identify key concepts related to: describe the sea of electrons model of metal...</w:t>
             </w:r>
           </w:p>
         </w:tc>
@@ -876,7 +876,7 @@
                 <w:sz w:val="22"/>
                 <w:u w:val="none"/>
               </w:rPr>
-              <w:t>Bonding and Structure Unit Review</w:t>
+              <w:t>Metallic Bonding and Bond Type Comparison (Day 2 of 2)</w:t>
             </w:r>
           </w:p>
         </w:tc>
@@ -896,7 +896,7 @@
                 <w:sz w:val="22"/>
                 <w:u w:val="none"/>
               </w:rPr>
-              <w:t>2</w:t>
+              <w:t>1</w:t>
             </w:r>
           </w:p>
         </w:tc>
@@ -916,7 +916,967 @@
                 <w:sz w:val="22"/>
                 <w:u w:val="none"/>
               </w:rPr>
-              <w:t>At the end of 42 minutes I can analyze an unknown substance's properties and systematically determine its bond type, mol...</w:t>
+              <w:t>At the end of 42 minutes I can apply and analyze my understanding to describe the sea of electrons model of metallic bon...</w:t>
+            </w:r>
+          </w:p>
+        </w:tc>
+      </w:tr>
+      <w:tr>
+        <w:tc>
+          <w:tcPr>
+            <w:tcW w:type="dxa" w:w="1008"/>
+          </w:tcPr>
+          <w:p>
+            <w:r/>
+            <w:r>
+              <w:rPr>
+                <w:rFonts w:ascii="Calibri" w:hAnsi="Calibri"/>
+                <w:b w:val="0"/>
+                <w:i w:val="0"/>
+                <w:color w:val="000000"/>
+                <w:sz w:val="22"/>
+                <w:u w:val="none"/>
+              </w:rPr>
+              <w:t>9</w:t>
+            </w:r>
+          </w:p>
+        </w:tc>
+        <w:tc>
+          <w:tcPr>
+            <w:tcW w:type="dxa" w:w="2880"/>
+          </w:tcPr>
+          <w:p>
+            <w:r/>
+            <w:r>
+              <w:rPr>
+                <w:rFonts w:ascii="Calibri" w:hAnsi="Calibri"/>
+                <w:b w:val="0"/>
+                <w:i w:val="0"/>
+                <w:color w:val="000000"/>
+                <w:sz w:val="22"/>
+                <w:u w:val="none"/>
+              </w:rPr>
+              <w:t>VSEPR Theory and Molecular Geometry (Day 1 of 3)</w:t>
+            </w:r>
+          </w:p>
+        </w:tc>
+        <w:tc>
+          <w:tcPr>
+            <w:tcW w:type="dxa" w:w="864"/>
+          </w:tcPr>
+          <w:p>
+            <w:r/>
+            <w:r>
+              <w:rPr>
+                <w:rFonts w:ascii="Calibri" w:hAnsi="Calibri"/>
+                <w:b w:val="0"/>
+                <w:i w:val="0"/>
+                <w:color w:val="000000"/>
+                <w:sz w:val="22"/>
+                <w:u w:val="none"/>
+              </w:rPr>
+              <w:t>1</w:t>
+            </w:r>
+          </w:p>
+        </w:tc>
+        <w:tc>
+          <w:tcPr>
+            <w:tcW w:type="dxa" w:w="5040"/>
+          </w:tcPr>
+          <w:p>
+            <w:r/>
+            <w:r>
+              <w:rPr>
+                <w:rFonts w:ascii="Calibri" w:hAnsi="Calibri"/>
+                <w:b w:val="0"/>
+                <w:i w:val="0"/>
+                <w:color w:val="000000"/>
+                <w:sz w:val="22"/>
+                <w:u w:val="none"/>
+              </w:rPr>
+              <w:t>At the end of 42 minutes I can define and describe key concepts related to: predict the three-dimensional shape of a mol...</w:t>
+            </w:r>
+          </w:p>
+        </w:tc>
+      </w:tr>
+      <w:tr>
+        <w:tc>
+          <w:tcPr>
+            <w:tcW w:type="dxa" w:w="1008"/>
+            <w:shd w:fill="F2F2F2" w:val="clear"/>
+          </w:tcPr>
+          <w:p>
+            <w:r/>
+            <w:r>
+              <w:rPr>
+                <w:rFonts w:ascii="Calibri" w:hAnsi="Calibri"/>
+                <w:b w:val="0"/>
+                <w:i w:val="0"/>
+                <w:color w:val="000000"/>
+                <w:sz w:val="22"/>
+                <w:u w:val="none"/>
+              </w:rPr>
+              <w:t>10</w:t>
+            </w:r>
+          </w:p>
+        </w:tc>
+        <w:tc>
+          <w:tcPr>
+            <w:tcW w:type="dxa" w:w="2880"/>
+            <w:shd w:fill="F2F2F2" w:val="clear"/>
+          </w:tcPr>
+          <w:p>
+            <w:r/>
+            <w:r>
+              <w:rPr>
+                <w:rFonts w:ascii="Calibri" w:hAnsi="Calibri"/>
+                <w:b w:val="0"/>
+                <w:i w:val="0"/>
+                <w:color w:val="000000"/>
+                <w:sz w:val="22"/>
+                <w:u w:val="none"/>
+              </w:rPr>
+              <w:t>VSEPR Theory and Molecular Geometry (Day 2 of 3)</w:t>
+            </w:r>
+          </w:p>
+        </w:tc>
+        <w:tc>
+          <w:tcPr>
+            <w:tcW w:type="dxa" w:w="864"/>
+            <w:shd w:fill="F2F2F2" w:val="clear"/>
+          </w:tcPr>
+          <w:p>
+            <w:r/>
+            <w:r>
+              <w:rPr>
+                <w:rFonts w:ascii="Calibri" w:hAnsi="Calibri"/>
+                <w:b w:val="0"/>
+                <w:i w:val="0"/>
+                <w:color w:val="000000"/>
+                <w:sz w:val="22"/>
+                <w:u w:val="none"/>
+              </w:rPr>
+              <w:t>1</w:t>
+            </w:r>
+          </w:p>
+        </w:tc>
+        <w:tc>
+          <w:tcPr>
+            <w:tcW w:type="dxa" w:w="5040"/>
+            <w:shd w:fill="F2F2F2" w:val="clear"/>
+          </w:tcPr>
+          <w:p>
+            <w:r/>
+            <w:r>
+              <w:rPr>
+                <w:rFonts w:ascii="Calibri" w:hAnsi="Calibri"/>
+                <w:b w:val="0"/>
+                <w:i w:val="0"/>
+                <w:color w:val="000000"/>
+                <w:sz w:val="22"/>
+                <w:u w:val="none"/>
+              </w:rPr>
+              <w:t>At the end of 42 minutes I can apply and compare concepts and predict the three-dimensional shape of a molecule using VS...</w:t>
+            </w:r>
+          </w:p>
+        </w:tc>
+      </w:tr>
+      <w:tr>
+        <w:tc>
+          <w:tcPr>
+            <w:tcW w:type="dxa" w:w="1008"/>
+          </w:tcPr>
+          <w:p>
+            <w:r/>
+            <w:r>
+              <w:rPr>
+                <w:rFonts w:ascii="Calibri" w:hAnsi="Calibri"/>
+                <w:b w:val="0"/>
+                <w:i w:val="0"/>
+                <w:color w:val="000000"/>
+                <w:sz w:val="22"/>
+                <w:u w:val="none"/>
+              </w:rPr>
+              <w:t>11</w:t>
+            </w:r>
+          </w:p>
+        </w:tc>
+        <w:tc>
+          <w:tcPr>
+            <w:tcW w:type="dxa" w:w="2880"/>
+          </w:tcPr>
+          <w:p>
+            <w:r/>
+            <w:r>
+              <w:rPr>
+                <w:rFonts w:ascii="Calibri" w:hAnsi="Calibri"/>
+                <w:b w:val="0"/>
+                <w:i w:val="0"/>
+                <w:color w:val="000000"/>
+                <w:sz w:val="22"/>
+                <w:u w:val="none"/>
+              </w:rPr>
+              <w:t>VSEPR Theory and Molecular Geometry (Day 3 of 3)</w:t>
+            </w:r>
+          </w:p>
+        </w:tc>
+        <w:tc>
+          <w:tcPr>
+            <w:tcW w:type="dxa" w:w="864"/>
+          </w:tcPr>
+          <w:p>
+            <w:r/>
+            <w:r>
+              <w:rPr>
+                <w:rFonts w:ascii="Calibri" w:hAnsi="Calibri"/>
+                <w:b w:val="0"/>
+                <w:i w:val="0"/>
+                <w:color w:val="000000"/>
+                <w:sz w:val="22"/>
+                <w:u w:val="none"/>
+              </w:rPr>
+              <w:t>1</w:t>
+            </w:r>
+          </w:p>
+        </w:tc>
+        <w:tc>
+          <w:tcPr>
+            <w:tcW w:type="dxa" w:w="5040"/>
+          </w:tcPr>
+          <w:p>
+            <w:r/>
+            <w:r>
+              <w:rPr>
+                <w:rFonts w:ascii="Calibri" w:hAnsi="Calibri"/>
+                <w:b w:val="0"/>
+                <w:i w:val="0"/>
+                <w:color w:val="000000"/>
+                <w:sz w:val="22"/>
+                <w:u w:val="none"/>
+              </w:rPr>
+              <w:t>At the end of 42 minutes I can evaluate and explain my understanding to predict the three-dimensional shape of a molecul...</w:t>
+            </w:r>
+          </w:p>
+        </w:tc>
+      </w:tr>
+      <w:tr>
+        <w:tc>
+          <w:tcPr>
+            <w:tcW w:type="dxa" w:w="1008"/>
+            <w:shd w:fill="F2F2F2" w:val="clear"/>
+          </w:tcPr>
+          <w:p>
+            <w:r/>
+            <w:r>
+              <w:rPr>
+                <w:rFonts w:ascii="Calibri" w:hAnsi="Calibri"/>
+                <w:b w:val="0"/>
+                <w:i w:val="0"/>
+                <w:color w:val="000000"/>
+                <w:sz w:val="22"/>
+                <w:u w:val="none"/>
+              </w:rPr>
+              <w:t>12</w:t>
+            </w:r>
+          </w:p>
+        </w:tc>
+        <w:tc>
+          <w:tcPr>
+            <w:tcW w:type="dxa" w:w="2880"/>
+            <w:shd w:fill="F2F2F2" w:val="clear"/>
+          </w:tcPr>
+          <w:p>
+            <w:r/>
+            <w:r>
+              <w:rPr>
+                <w:rFonts w:ascii="Calibri" w:hAnsi="Calibri"/>
+                <w:b w:val="0"/>
+                <w:i w:val="0"/>
+                <w:color w:val="000000"/>
+                <w:sz w:val="22"/>
+                <w:u w:val="none"/>
+              </w:rPr>
+              <w:t>Polarity: Bond Polarity and Molecular Polarity (Day 1 of 2)</w:t>
+            </w:r>
+          </w:p>
+        </w:tc>
+        <w:tc>
+          <w:tcPr>
+            <w:tcW w:type="dxa" w:w="864"/>
+            <w:shd w:fill="F2F2F2" w:val="clear"/>
+          </w:tcPr>
+          <w:p>
+            <w:r/>
+            <w:r>
+              <w:rPr>
+                <w:rFonts w:ascii="Calibri" w:hAnsi="Calibri"/>
+                <w:b w:val="0"/>
+                <w:i w:val="0"/>
+                <w:color w:val="000000"/>
+                <w:sz w:val="22"/>
+                <w:u w:val="none"/>
+              </w:rPr>
+              <w:t>1</w:t>
+            </w:r>
+          </w:p>
+        </w:tc>
+        <w:tc>
+          <w:tcPr>
+            <w:tcW w:type="dxa" w:w="5040"/>
+            <w:shd w:fill="F2F2F2" w:val="clear"/>
+          </w:tcPr>
+          <w:p>
+            <w:r/>
+            <w:r>
+              <w:rPr>
+                <w:rFonts w:ascii="Calibri" w:hAnsi="Calibri"/>
+                <w:b w:val="0"/>
+                <w:i w:val="0"/>
+                <w:color w:val="000000"/>
+                <w:sz w:val="22"/>
+                <w:u w:val="none"/>
+              </w:rPr>
+              <w:t>At the end of 42 minutes I can define and identify key concepts related to: determine whether a bond is polar or nonpola...</w:t>
+            </w:r>
+          </w:p>
+        </w:tc>
+      </w:tr>
+      <w:tr>
+        <w:tc>
+          <w:tcPr>
+            <w:tcW w:type="dxa" w:w="1008"/>
+          </w:tcPr>
+          <w:p>
+            <w:r/>
+            <w:r>
+              <w:rPr>
+                <w:rFonts w:ascii="Calibri" w:hAnsi="Calibri"/>
+                <w:b w:val="0"/>
+                <w:i w:val="0"/>
+                <w:color w:val="000000"/>
+                <w:sz w:val="22"/>
+                <w:u w:val="none"/>
+              </w:rPr>
+              <w:t>13</w:t>
+            </w:r>
+          </w:p>
+        </w:tc>
+        <w:tc>
+          <w:tcPr>
+            <w:tcW w:type="dxa" w:w="2880"/>
+          </w:tcPr>
+          <w:p>
+            <w:r/>
+            <w:r>
+              <w:rPr>
+                <w:rFonts w:ascii="Calibri" w:hAnsi="Calibri"/>
+                <w:b w:val="0"/>
+                <w:i w:val="0"/>
+                <w:color w:val="000000"/>
+                <w:sz w:val="22"/>
+                <w:u w:val="none"/>
+              </w:rPr>
+              <w:t>Polarity: Bond Polarity and Molecular Polarity (Day 2 of 2)</w:t>
+            </w:r>
+          </w:p>
+        </w:tc>
+        <w:tc>
+          <w:tcPr>
+            <w:tcW w:type="dxa" w:w="864"/>
+          </w:tcPr>
+          <w:p>
+            <w:r/>
+            <w:r>
+              <w:rPr>
+                <w:rFonts w:ascii="Calibri" w:hAnsi="Calibri"/>
+                <w:b w:val="0"/>
+                <w:i w:val="0"/>
+                <w:color w:val="000000"/>
+                <w:sz w:val="22"/>
+                <w:u w:val="none"/>
+              </w:rPr>
+              <w:t>1</w:t>
+            </w:r>
+          </w:p>
+        </w:tc>
+        <w:tc>
+          <w:tcPr>
+            <w:tcW w:type="dxa" w:w="5040"/>
+          </w:tcPr>
+          <w:p>
+            <w:r/>
+            <w:r>
+              <w:rPr>
+                <w:rFonts w:ascii="Calibri" w:hAnsi="Calibri"/>
+                <w:b w:val="0"/>
+                <w:i w:val="0"/>
+                <w:color w:val="000000"/>
+                <w:sz w:val="22"/>
+                <w:u w:val="none"/>
+              </w:rPr>
+              <w:t>At the end of 42 minutes I can apply and analyze my understanding to determine whether a bond is polar or nonpolar using...</w:t>
+            </w:r>
+          </w:p>
+        </w:tc>
+      </w:tr>
+      <w:tr>
+        <w:tc>
+          <w:tcPr>
+            <w:tcW w:type="dxa" w:w="1008"/>
+            <w:shd w:fill="F2F2F2" w:val="clear"/>
+          </w:tcPr>
+          <w:p>
+            <w:r/>
+            <w:r>
+              <w:rPr>
+                <w:rFonts w:ascii="Calibri" w:hAnsi="Calibri"/>
+                <w:b w:val="0"/>
+                <w:i w:val="0"/>
+                <w:color w:val="000000"/>
+                <w:sz w:val="22"/>
+                <w:u w:val="none"/>
+              </w:rPr>
+              <w:t>14</w:t>
+            </w:r>
+          </w:p>
+        </w:tc>
+        <w:tc>
+          <w:tcPr>
+            <w:tcW w:type="dxa" w:w="2880"/>
+            <w:shd w:fill="F2F2F2" w:val="clear"/>
+          </w:tcPr>
+          <w:p>
+            <w:r/>
+            <w:r>
+              <w:rPr>
+                <w:rFonts w:ascii="Calibri" w:hAnsi="Calibri"/>
+                <w:b w:val="0"/>
+                <w:i w:val="0"/>
+                <w:color w:val="000000"/>
+                <w:sz w:val="22"/>
+                <w:u w:val="none"/>
+              </w:rPr>
+              <w:t>Intermolecular Forces (Day 1 of 3)</w:t>
+            </w:r>
+          </w:p>
+        </w:tc>
+        <w:tc>
+          <w:tcPr>
+            <w:tcW w:type="dxa" w:w="864"/>
+            <w:shd w:fill="F2F2F2" w:val="clear"/>
+          </w:tcPr>
+          <w:p>
+            <w:r/>
+            <w:r>
+              <w:rPr>
+                <w:rFonts w:ascii="Calibri" w:hAnsi="Calibri"/>
+                <w:b w:val="0"/>
+                <w:i w:val="0"/>
+                <w:color w:val="000000"/>
+                <w:sz w:val="22"/>
+                <w:u w:val="none"/>
+              </w:rPr>
+              <w:t>1</w:t>
+            </w:r>
+          </w:p>
+        </w:tc>
+        <w:tc>
+          <w:tcPr>
+            <w:tcW w:type="dxa" w:w="5040"/>
+            <w:shd w:fill="F2F2F2" w:val="clear"/>
+          </w:tcPr>
+          <w:p>
+            <w:r/>
+            <w:r>
+              <w:rPr>
+                <w:rFonts w:ascii="Calibri" w:hAnsi="Calibri"/>
+                <w:b w:val="0"/>
+                <w:i w:val="0"/>
+                <w:color w:val="000000"/>
+                <w:sz w:val="22"/>
+                <w:u w:val="none"/>
+              </w:rPr>
+              <w:t>At the end of 42 minutes I can define and describe key concepts related to: identify the types of intermolecular forces ...</w:t>
+            </w:r>
+          </w:p>
+        </w:tc>
+      </w:tr>
+      <w:tr>
+        <w:tc>
+          <w:tcPr>
+            <w:tcW w:type="dxa" w:w="1008"/>
+          </w:tcPr>
+          <w:p>
+            <w:r/>
+            <w:r>
+              <w:rPr>
+                <w:rFonts w:ascii="Calibri" w:hAnsi="Calibri"/>
+                <w:b w:val="0"/>
+                <w:i w:val="0"/>
+                <w:color w:val="000000"/>
+                <w:sz w:val="22"/>
+                <w:u w:val="none"/>
+              </w:rPr>
+              <w:t>15</w:t>
+            </w:r>
+          </w:p>
+        </w:tc>
+        <w:tc>
+          <w:tcPr>
+            <w:tcW w:type="dxa" w:w="2880"/>
+          </w:tcPr>
+          <w:p>
+            <w:r/>
+            <w:r>
+              <w:rPr>
+                <w:rFonts w:ascii="Calibri" w:hAnsi="Calibri"/>
+                <w:b w:val="0"/>
+                <w:i w:val="0"/>
+                <w:color w:val="000000"/>
+                <w:sz w:val="22"/>
+                <w:u w:val="none"/>
+              </w:rPr>
+              <w:t>Intermolecular Forces (Day 2 of 3)</w:t>
+            </w:r>
+          </w:p>
+        </w:tc>
+        <w:tc>
+          <w:tcPr>
+            <w:tcW w:type="dxa" w:w="864"/>
+          </w:tcPr>
+          <w:p>
+            <w:r/>
+            <w:r>
+              <w:rPr>
+                <w:rFonts w:ascii="Calibri" w:hAnsi="Calibri"/>
+                <w:b w:val="0"/>
+                <w:i w:val="0"/>
+                <w:color w:val="000000"/>
+                <w:sz w:val="22"/>
+                <w:u w:val="none"/>
+              </w:rPr>
+              <w:t>1</w:t>
+            </w:r>
+          </w:p>
+        </w:tc>
+        <w:tc>
+          <w:tcPr>
+            <w:tcW w:type="dxa" w:w="5040"/>
+          </w:tcPr>
+          <w:p>
+            <w:r/>
+            <w:r>
+              <w:rPr>
+                <w:rFonts w:ascii="Calibri" w:hAnsi="Calibri"/>
+                <w:b w:val="0"/>
+                <w:i w:val="0"/>
+                <w:color w:val="000000"/>
+                <w:sz w:val="22"/>
+                <w:u w:val="none"/>
+              </w:rPr>
+              <w:t>At the end of 42 minutes I can apply and compare concepts and identify the types of intermolecular forces present in a s...</w:t>
+            </w:r>
+          </w:p>
+        </w:tc>
+      </w:tr>
+      <w:tr>
+        <w:tc>
+          <w:tcPr>
+            <w:tcW w:type="dxa" w:w="1008"/>
+            <w:shd w:fill="F2F2F2" w:val="clear"/>
+          </w:tcPr>
+          <w:p>
+            <w:r/>
+            <w:r>
+              <w:rPr>
+                <w:rFonts w:ascii="Calibri" w:hAnsi="Calibri"/>
+                <w:b w:val="0"/>
+                <w:i w:val="0"/>
+                <w:color w:val="000000"/>
+                <w:sz w:val="22"/>
+                <w:u w:val="none"/>
+              </w:rPr>
+              <w:t>16</w:t>
+            </w:r>
+          </w:p>
+        </w:tc>
+        <w:tc>
+          <w:tcPr>
+            <w:tcW w:type="dxa" w:w="2880"/>
+            <w:shd w:fill="F2F2F2" w:val="clear"/>
+          </w:tcPr>
+          <w:p>
+            <w:r/>
+            <w:r>
+              <w:rPr>
+                <w:rFonts w:ascii="Calibri" w:hAnsi="Calibri"/>
+                <w:b w:val="0"/>
+                <w:i w:val="0"/>
+                <w:color w:val="000000"/>
+                <w:sz w:val="22"/>
+                <w:u w:val="none"/>
+              </w:rPr>
+              <w:t>Intermolecular Forces (Day 3 of 3)</w:t>
+            </w:r>
+          </w:p>
+        </w:tc>
+        <w:tc>
+          <w:tcPr>
+            <w:tcW w:type="dxa" w:w="864"/>
+            <w:shd w:fill="F2F2F2" w:val="clear"/>
+          </w:tcPr>
+          <w:p>
+            <w:r/>
+            <w:r>
+              <w:rPr>
+                <w:rFonts w:ascii="Calibri" w:hAnsi="Calibri"/>
+                <w:b w:val="0"/>
+                <w:i w:val="0"/>
+                <w:color w:val="000000"/>
+                <w:sz w:val="22"/>
+                <w:u w:val="none"/>
+              </w:rPr>
+              <w:t>1</w:t>
+            </w:r>
+          </w:p>
+        </w:tc>
+        <w:tc>
+          <w:tcPr>
+            <w:tcW w:type="dxa" w:w="5040"/>
+            <w:shd w:fill="F2F2F2" w:val="clear"/>
+          </w:tcPr>
+          <w:p>
+            <w:r/>
+            <w:r>
+              <w:rPr>
+                <w:rFonts w:ascii="Calibri" w:hAnsi="Calibri"/>
+                <w:b w:val="0"/>
+                <w:i w:val="0"/>
+                <w:color w:val="000000"/>
+                <w:sz w:val="22"/>
+                <w:u w:val="none"/>
+              </w:rPr>
+              <w:t>At the end of 42 minutes I can evaluate and explain my understanding to identify the types of intermolecular forces pres...</w:t>
+            </w:r>
+          </w:p>
+        </w:tc>
+      </w:tr>
+      <w:tr>
+        <w:tc>
+          <w:tcPr>
+            <w:tcW w:type="dxa" w:w="1008"/>
+          </w:tcPr>
+          <w:p>
+            <w:r/>
+            <w:r>
+              <w:rPr>
+                <w:rFonts w:ascii="Calibri" w:hAnsi="Calibri"/>
+                <w:b w:val="0"/>
+                <w:i w:val="0"/>
+                <w:color w:val="000000"/>
+                <w:sz w:val="22"/>
+                <w:u w:val="none"/>
+              </w:rPr>
+              <w:t>17</w:t>
+            </w:r>
+          </w:p>
+        </w:tc>
+        <w:tc>
+          <w:tcPr>
+            <w:tcW w:type="dxa" w:w="2880"/>
+          </w:tcPr>
+          <w:p>
+            <w:r/>
+            <w:r>
+              <w:rPr>
+                <w:rFonts w:ascii="Calibri" w:hAnsi="Calibri"/>
+                <w:b w:val="0"/>
+                <w:i w:val="0"/>
+                <w:color w:val="000000"/>
+                <w:sz w:val="22"/>
+                <w:u w:val="none"/>
+              </w:rPr>
+              <w:t>Structure-Property Relationships: Connecting Bonding to Bulk Properties (Day 1 of 2)</w:t>
+            </w:r>
+          </w:p>
+        </w:tc>
+        <w:tc>
+          <w:tcPr>
+            <w:tcW w:type="dxa" w:w="864"/>
+          </w:tcPr>
+          <w:p>
+            <w:r/>
+            <w:r>
+              <w:rPr>
+                <w:rFonts w:ascii="Calibri" w:hAnsi="Calibri"/>
+                <w:b w:val="0"/>
+                <w:i w:val="0"/>
+                <w:color w:val="000000"/>
+                <w:sz w:val="22"/>
+                <w:u w:val="none"/>
+              </w:rPr>
+              <w:t>1</w:t>
+            </w:r>
+          </w:p>
+        </w:tc>
+        <w:tc>
+          <w:tcPr>
+            <w:tcW w:type="dxa" w:w="5040"/>
+          </w:tcPr>
+          <w:p>
+            <w:r/>
+            <w:r>
+              <w:rPr>
+                <w:rFonts w:ascii="Calibri" w:hAnsi="Calibri"/>
+                <w:b w:val="0"/>
+                <w:i w:val="0"/>
+                <w:color w:val="000000"/>
+                <w:sz w:val="22"/>
+                <w:u w:val="none"/>
+              </w:rPr>
+              <w:t>At the end of 42 minutes I can define and identify key concepts related to: predict the melting point, solubility, and c...</w:t>
+            </w:r>
+          </w:p>
+        </w:tc>
+      </w:tr>
+      <w:tr>
+        <w:tc>
+          <w:tcPr>
+            <w:tcW w:type="dxa" w:w="1008"/>
+            <w:shd w:fill="F2F2F2" w:val="clear"/>
+          </w:tcPr>
+          <w:p>
+            <w:r/>
+            <w:r>
+              <w:rPr>
+                <w:rFonts w:ascii="Calibri" w:hAnsi="Calibri"/>
+                <w:b w:val="0"/>
+                <w:i w:val="0"/>
+                <w:color w:val="000000"/>
+                <w:sz w:val="22"/>
+                <w:u w:val="none"/>
+              </w:rPr>
+              <w:t>18</w:t>
+            </w:r>
+          </w:p>
+        </w:tc>
+        <w:tc>
+          <w:tcPr>
+            <w:tcW w:type="dxa" w:w="2880"/>
+            <w:shd w:fill="F2F2F2" w:val="clear"/>
+          </w:tcPr>
+          <w:p>
+            <w:r/>
+            <w:r>
+              <w:rPr>
+                <w:rFonts w:ascii="Calibri" w:hAnsi="Calibri"/>
+                <w:b w:val="0"/>
+                <w:i w:val="0"/>
+                <w:color w:val="000000"/>
+                <w:sz w:val="22"/>
+                <w:u w:val="none"/>
+              </w:rPr>
+              <w:t>Structure-Property Relationships: Connecting Bonding to Bulk Properties (Day 2 of 2)</w:t>
+            </w:r>
+          </w:p>
+        </w:tc>
+        <w:tc>
+          <w:tcPr>
+            <w:tcW w:type="dxa" w:w="864"/>
+            <w:shd w:fill="F2F2F2" w:val="clear"/>
+          </w:tcPr>
+          <w:p>
+            <w:r/>
+            <w:r>
+              <w:rPr>
+                <w:rFonts w:ascii="Calibri" w:hAnsi="Calibri"/>
+                <w:b w:val="0"/>
+                <w:i w:val="0"/>
+                <w:color w:val="000000"/>
+                <w:sz w:val="22"/>
+                <w:u w:val="none"/>
+              </w:rPr>
+              <w:t>1</w:t>
+            </w:r>
+          </w:p>
+        </w:tc>
+        <w:tc>
+          <w:tcPr>
+            <w:tcW w:type="dxa" w:w="5040"/>
+            <w:shd w:fill="F2F2F2" w:val="clear"/>
+          </w:tcPr>
+          <w:p>
+            <w:r/>
+            <w:r>
+              <w:rPr>
+                <w:rFonts w:ascii="Calibri" w:hAnsi="Calibri"/>
+                <w:b w:val="0"/>
+                <w:i w:val="0"/>
+                <w:color w:val="000000"/>
+                <w:sz w:val="22"/>
+                <w:u w:val="none"/>
+              </w:rPr>
+              <w:t>At the end of 42 minutes I can apply and analyze my understanding to predict the melting point, solubility, and conducti...</w:t>
+            </w:r>
+          </w:p>
+        </w:tc>
+      </w:tr>
+      <w:tr>
+        <w:tc>
+          <w:tcPr>
+            <w:tcW w:type="dxa" w:w="1008"/>
+          </w:tcPr>
+          <w:p>
+            <w:r/>
+            <w:r>
+              <w:rPr>
+                <w:rFonts w:ascii="Calibri" w:hAnsi="Calibri"/>
+                <w:b w:val="0"/>
+                <w:i w:val="0"/>
+                <w:color w:val="000000"/>
+                <w:sz w:val="22"/>
+                <w:u w:val="none"/>
+              </w:rPr>
+              <w:t>19</w:t>
+            </w:r>
+          </w:p>
+        </w:tc>
+        <w:tc>
+          <w:tcPr>
+            <w:tcW w:type="dxa" w:w="2880"/>
+          </w:tcPr>
+          <w:p>
+            <w:r/>
+            <w:r>
+              <w:rPr>
+                <w:rFonts w:ascii="Calibri" w:hAnsi="Calibri"/>
+                <w:b w:val="0"/>
+                <w:i w:val="0"/>
+                <w:color w:val="000000"/>
+                <w:sz w:val="22"/>
+                <w:u w:val="none"/>
+              </w:rPr>
+              <w:t>Bonding and Structure Unit Review (Day 1 of 2)</w:t>
+            </w:r>
+          </w:p>
+        </w:tc>
+        <w:tc>
+          <w:tcPr>
+            <w:tcW w:type="dxa" w:w="864"/>
+          </w:tcPr>
+          <w:p>
+            <w:r/>
+            <w:r>
+              <w:rPr>
+                <w:rFonts w:ascii="Calibri" w:hAnsi="Calibri"/>
+                <w:b w:val="0"/>
+                <w:i w:val="0"/>
+                <w:color w:val="000000"/>
+                <w:sz w:val="22"/>
+                <w:u w:val="none"/>
+              </w:rPr>
+              <w:t>1</w:t>
+            </w:r>
+          </w:p>
+        </w:tc>
+        <w:tc>
+          <w:tcPr>
+            <w:tcW w:type="dxa" w:w="5040"/>
+          </w:tcPr>
+          <w:p>
+            <w:r/>
+            <w:r>
+              <w:rPr>
+                <w:rFonts w:ascii="Calibri" w:hAnsi="Calibri"/>
+                <w:b w:val="0"/>
+                <w:i w:val="0"/>
+                <w:color w:val="000000"/>
+                <w:sz w:val="22"/>
+                <w:u w:val="none"/>
+              </w:rPr>
+              <w:t>At the end of 42 minutes I can define and identify key concepts related to: analyze an unknown substance's properties an...</w:t>
+            </w:r>
+          </w:p>
+        </w:tc>
+      </w:tr>
+      <w:tr>
+        <w:tc>
+          <w:tcPr>
+            <w:tcW w:type="dxa" w:w="1008"/>
+            <w:shd w:fill="F2F2F2" w:val="clear"/>
+          </w:tcPr>
+          <w:p>
+            <w:r/>
+            <w:r>
+              <w:rPr>
+                <w:rFonts w:ascii="Calibri" w:hAnsi="Calibri"/>
+                <w:b w:val="0"/>
+                <w:i w:val="0"/>
+                <w:color w:val="000000"/>
+                <w:sz w:val="22"/>
+                <w:u w:val="none"/>
+              </w:rPr>
+              <w:t>20</w:t>
+            </w:r>
+          </w:p>
+        </w:tc>
+        <w:tc>
+          <w:tcPr>
+            <w:tcW w:type="dxa" w:w="2880"/>
+            <w:shd w:fill="F2F2F2" w:val="clear"/>
+          </w:tcPr>
+          <w:p>
+            <w:r/>
+            <w:r>
+              <w:rPr>
+                <w:rFonts w:ascii="Calibri" w:hAnsi="Calibri"/>
+                <w:b w:val="0"/>
+                <w:i w:val="0"/>
+                <w:color w:val="000000"/>
+                <w:sz w:val="22"/>
+                <w:u w:val="none"/>
+              </w:rPr>
+              <w:t>Bonding and Structure Unit Review (Day 2 of 2)</w:t>
+            </w:r>
+          </w:p>
+        </w:tc>
+        <w:tc>
+          <w:tcPr>
+            <w:tcW w:type="dxa" w:w="864"/>
+            <w:shd w:fill="F2F2F2" w:val="clear"/>
+          </w:tcPr>
+          <w:p>
+            <w:r/>
+            <w:r>
+              <w:rPr>
+                <w:rFonts w:ascii="Calibri" w:hAnsi="Calibri"/>
+                <w:b w:val="0"/>
+                <w:i w:val="0"/>
+                <w:color w:val="000000"/>
+                <w:sz w:val="22"/>
+                <w:u w:val="none"/>
+              </w:rPr>
+              <w:t>1</w:t>
+            </w:r>
+          </w:p>
+        </w:tc>
+        <w:tc>
+          <w:tcPr>
+            <w:tcW w:type="dxa" w:w="5040"/>
+            <w:shd w:fill="F2F2F2" w:val="clear"/>
+          </w:tcPr>
+          <w:p>
+            <w:r/>
+            <w:r>
+              <w:rPr>
+                <w:rFonts w:ascii="Calibri" w:hAnsi="Calibri"/>
+                <w:b w:val="0"/>
+                <w:i w:val="0"/>
+                <w:color w:val="000000"/>
+                <w:sz w:val="22"/>
+                <w:u w:val="none"/>
+              </w:rPr>
+              <w:t>At the end of 42 minutes I can apply and analyze my understanding to analyze an unknown substance's properties and syste...</w:t>
             </w:r>
           </w:p>
         </w:tc>
